--- a/modeemploicaisse.docx
+++ b/modeemploicaisse.docx
@@ -8,11 +8,44 @@
         <w:jc w:val="center"/>
       </w:pPr>
       <w:r>
-        <w:rPr>
-          <w:sz w:val="72"/>
-          <w:szCs w:val="72"/>
-        </w:rPr>
-        <w:t xml:space="preserve">🎲</w:t>
+        <w:drawing>
+          <wp:inline distT="0" distB="0" distL="0" distR="0">
+            <wp:extent cx="2381250" cy="666750"/>
+            <wp:effectExtent t="0" r="0" b="0" l="0"/>
+            <wp:docPr id="1" name="" descr="" title=""/>
+            <wp:cNvGraphicFramePr>
+              <a:graphicFrameLocks xmlns:a="http://schemas.openxmlformats.org/drawingml/2006/main" noChangeAspect="1"/>
+            </wp:cNvGraphicFramePr>
+            <a:graphic xmlns:a="http://schemas.openxmlformats.org/drawingml/2006/main">
+              <a:graphicData uri="http://schemas.openxmlformats.org/drawingml/2006/picture">
+                <pic:pic xmlns:pic="http://schemas.openxmlformats.org/drawingml/2006/picture">
+                  <pic:nvPicPr>
+                    <pic:cNvPr id="0" name="" descr=""/>
+                    <pic:cNvPicPr>
+                      <a:picLocks noChangeAspect="1" noChangeArrowheads="1"/>
+                    </pic:cNvPicPr>
+                  </pic:nvPicPr>
+                  <pic:blipFill>
+                    <a:blip r:embed="rId9" cstate="none"/>
+                    <a:srcRect/>
+                    <a:stretch>
+                      <a:fillRect/>
+                    </a:stretch>
+                  </pic:blipFill>
+                  <pic:spPr bwMode="auto">
+                    <a:xfrm>
+                      <a:off x="0" y="0"/>
+                      <a:ext cx="2381250" cy="666750"/>
+                    </a:xfrm>
+                    <a:prstGeom prst="rect">
+                      <a:avLst/>
+                    </a:prstGeom>
+                  </pic:spPr>
+                </pic:pic>
+              </a:graphicData>
+            </a:graphic>
+          </wp:inline>
+        </w:drawing>
       </w:r>
     </w:p>
     <w:p>
@@ -156,7 +189,7 @@
     </w:p>
     <w:tbl>
       <w:tblPr>
-        <w:tblW w:type="dxa" w:w="9675"/>
+        <w:tblW w:type="dxa" w:w="9676"/>
         <w:jc w:val="center"/>
         <w:tblBorders>
           <w:top w:val="single" w:color="D4D4D8" w:sz="4"/>
@@ -168,113 +201,11 @@
         </w:tblBorders>
       </w:tblPr>
       <w:tblGrid>
-        <w:gridCol w:w="9675"/>
+        <w:gridCol w:w="100"/>
       </w:tblGrid>
       <w:tr>
         <w:tc>
           <w:tcPr>
-            <w:tcW w:type="dxa" w:w="9675"/>
-            <w:tcMar>
-              <w:top w:type="dxa" w:w="100"/>
-              <w:left w:type="dxa" w:w="100"/>
-              <w:bottom w:type="dxa" w:w="100"/>
-              <w:right w:type="dxa" w:w="100"/>
-            </w:tcMar>
-          </w:tcPr>
-          <w:p>
-            <w:pPr>
-              <w:jc w:val="center"/>
-            </w:pPr>
-            <w:r>
-              <w:drawing>
-                <wp:inline distT="0" distB="0" distL="0" distR="0">
-                  <wp:extent cx="5762625" cy="4324350"/>
-                  <wp:effectExtent t="0" r="0" b="0" l="0"/>
-                  <wp:docPr id="1" name="" descr="" title=""/>
-                  <wp:cNvGraphicFramePr>
-                    <a:graphicFrameLocks xmlns:a="http://schemas.openxmlformats.org/drawingml/2006/main" noChangeAspect="1"/>
-                  </wp:cNvGraphicFramePr>
-                  <a:graphic xmlns:a="http://schemas.openxmlformats.org/drawingml/2006/main">
-                    <a:graphicData uri="http://schemas.openxmlformats.org/drawingml/2006/picture">
-                      <pic:pic xmlns:pic="http://schemas.openxmlformats.org/drawingml/2006/picture">
-                        <pic:nvPicPr>
-                          <pic:cNvPr id="0" name="" descr=""/>
-                          <pic:cNvPicPr>
-                            <a:picLocks noChangeAspect="1" noChangeArrowheads="1"/>
-                          </pic:cNvPicPr>
-                        </pic:nvPicPr>
-                        <pic:blipFill>
-                          <a:blip r:embed="rId9" cstate="none"/>
-                          <a:srcRect/>
-                          <a:stretch>
-                            <a:fillRect/>
-                          </a:stretch>
-                        </pic:blipFill>
-                        <pic:spPr bwMode="auto">
-                          <a:xfrm>
-                            <a:off x="0" y="0"/>
-                            <a:ext cx="5762625" cy="4324350"/>
-                          </a:xfrm>
-                          <a:prstGeom prst="rect">
-                            <a:avLst/>
-                          </a:prstGeom>
-                        </pic:spPr>
-                      </pic:pic>
-                    </a:graphicData>
-                  </a:graphic>
-                </wp:inline>
-              </w:drawing>
-            </w:r>
-          </w:p>
-        </w:tc>
-      </w:tr>
-    </w:tbl>
-    <w:p>
-      <w:pPr>
-        <w:spacing w:after="60" w:before="0"/>
-      </w:pPr>
-    </w:p>
-    <w:p>
-      <w:pPr>
-        <w:spacing w:after="200"/>
-        <w:jc w:val="center"/>
-      </w:pPr>
-      <w:r>
-        <w:rPr>
-          <w:i/>
-          <w:iCs/>
-          <w:color w:val="6B7280"/>
-          <w:sz w:val="18"/>
-          <w:szCs w:val="18"/>
-        </w:rPr>
-        <w:t xml:space="preserve">Écran de connexion — le code propre à cette caisse.</w:t>
-      </w:r>
-    </w:p>
-    <w:p>
-      <w:pPr>
-        <w:spacing w:after="0" w:before="160"/>
-      </w:pPr>
-    </w:p>
-    <w:tbl>
-      <w:tblPr>
-        <w:tblW w:type="dxa" w:w="9675"/>
-        <w:jc w:val="center"/>
-        <w:tblBorders>
-          <w:top w:val="single" w:color="D4D4D8" w:sz="4"/>
-          <w:left w:val="single" w:color="D4D4D8" w:sz="4"/>
-          <w:bottom w:val="single" w:color="D4D4D8" w:sz="4"/>
-          <w:right w:val="single" w:color="D4D4D8" w:sz="4"/>
-          <w:insideH w:val="none" w:color="FFFFFF" w:sz="0"/>
-          <w:insideV w:val="none" w:color="FFFFFF" w:sz="0"/>
-        </w:tblBorders>
-      </w:tblPr>
-      <w:tblGrid>
-        <w:gridCol w:w="9675"/>
-      </w:tblGrid>
-      <w:tr>
-        <w:tc>
-          <w:tcPr>
-            <w:tcW w:type="dxa" w:w="9675"/>
             <w:tcMar>
               <w:top w:type="dxa" w:w="100"/>
               <w:left w:type="dxa" w:w="100"/>
@@ -348,17 +279,23 @@
           <w:sz w:val="18"/>
           <w:szCs w:val="18"/>
         </w:rPr>
-        <w:t xml:space="preserve">En attente que le comité approuve la connexion.</w:t>
-      </w:r>
+        <w:t xml:space="preserve">Écran de connexion — le code propre à cette caisse.</w:t>
+      </w:r>
+    </w:p>
+    <w:p>
+      <w:pPr>
+        <w:spacing w:after="0" w:before="160"/>
+      </w:pPr>
     </w:p>
     <w:tbl>
       <w:tblPr>
-        <w:tblW w:type="pct" w:w="100%"/>
+        <w:tblW w:type="dxa" w:w="9676"/>
+        <w:jc w:val="center"/>
         <w:tblBorders>
-          <w:top w:val="single" w:color="B91C1C" w:sz="6"/>
-          <w:left w:val="single" w:color="B91C1C" w:sz="6"/>
-          <w:bottom w:val="single" w:color="B91C1C" w:sz="6"/>
-          <w:right w:val="single" w:color="B91C1C" w:sz="6"/>
+          <w:top w:val="single" w:color="D4D4D8" w:sz="4"/>
+          <w:left w:val="single" w:color="D4D4D8" w:sz="4"/>
+          <w:bottom w:val="single" w:color="D4D4D8" w:sz="4"/>
+          <w:right w:val="single" w:color="D4D4D8" w:sz="4"/>
           <w:insideH w:val="none" w:color="FFFFFF" w:sz="0"/>
           <w:insideV w:val="none" w:color="FFFFFF" w:sz="0"/>
         </w:tblBorders>
@@ -369,89 +306,6 @@
       <w:tr>
         <w:tc>
           <w:tcPr>
-            <w:shd w:fill="FEF2F2" w:color="auto" w:val="clear"/>
-            <w:tcMar>
-              <w:top w:type="dxa" w:w="160"/>
-              <w:left w:type="dxa" w:w="220"/>
-              <w:bottom w:type="dxa" w:w="160"/>
-              <w:right w:type="dxa" w:w="220"/>
-            </w:tcMar>
-          </w:tcPr>
-          <w:p>
-            <w:pPr>
-              <w:spacing w:after="80"/>
-            </w:pPr>
-            <w:r>
-              <w:rPr>
-                <w:b/>
-                <w:bCs/>
-                <w:color w:val="B91C1C"/>
-              </w:rPr>
-              <w:t xml:space="preserve">🔒 Pourquoi une approbation ?</w:t>
-            </w:r>
-          </w:p>
-          <w:p>
-            <w:pPr>
-              <w:spacing w:after="40"/>
-            </w:pPr>
-            <w:r>
-              <w:rPr>
-                <w:sz w:val="20"/>
-                <w:szCs w:val="20"/>
-              </w:rPr>
-              <w:t xml:space="preserve">Contrairement à l'accueil, une caisse ne s'ouvre jamais automatiquement sur un simple code correct : le comité doit valider chaque connexion depuis le dashboard. Cela évite qu'une caisse soit ouverte par erreur, ou par quelqu'un qui aurait deviné/intercepté un code.</w:t>
-            </w:r>
-          </w:p>
-        </w:tc>
-      </w:tr>
-    </w:tbl>
-    <w:p>
-      <w:pPr>
-        <w:pStyle w:val="Heading1"/>
-        <w:spacing w:after="200" w:before="400"/>
-      </w:pPr>
-      <w:r>
-        <w:rPr>
-          <w:b/>
-          <w:bCs/>
-          <w:color w:val="1F2937"/>
-        </w:rPr>
-        <w:t xml:space="preserve">Les instructions s'affichent automatiquement</w:t>
-      </w:r>
-    </w:p>
-    <w:p>
-      <w:pPr>
-        <w:spacing w:after="160"/>
-      </w:pPr>
-      <w:r>
-        <w:t xml:space="preserve">À la première connexion de la journée, un rappel des instructions s'affiche : le fond de caisse à vérifier, et la marche à suivre pour chaque client. Le bouton « Revoir les instructions » (en haut de la page) permet de les rouvrir à tout moment.</w:t>
-      </w:r>
-    </w:p>
-    <w:p>
-      <w:pPr>
-        <w:spacing w:after="0" w:before="160"/>
-      </w:pPr>
-    </w:p>
-    <w:tbl>
-      <w:tblPr>
-        <w:tblW w:type="dxa" w:w="9675"/>
-        <w:jc w:val="center"/>
-        <w:tblBorders>
-          <w:top w:val="single" w:color="D4D4D8" w:sz="4"/>
-          <w:left w:val="single" w:color="D4D4D8" w:sz="4"/>
-          <w:bottom w:val="single" w:color="D4D4D8" w:sz="4"/>
-          <w:right w:val="single" w:color="D4D4D8" w:sz="4"/>
-          <w:insideH w:val="none" w:color="FFFFFF" w:sz="0"/>
-          <w:insideV w:val="none" w:color="FFFFFF" w:sz="0"/>
-        </w:tblBorders>
-      </w:tblPr>
-      <w:tblGrid>
-        <w:gridCol w:w="9675"/>
-      </w:tblGrid>
-      <w:tr>
-        <w:tc>
-          <w:tcPr>
-            <w:tcW w:type="dxa" w:w="9675"/>
             <w:tcMar>
               <w:top w:type="dxa" w:w="100"/>
               <w:left w:type="dxa" w:w="100"/>
@@ -525,124 +379,63 @@
           <w:sz w:val="18"/>
           <w:szCs w:val="18"/>
         </w:rPr>
-        <w:t xml:space="preserve">Rappel des instructions à la connexion.</w:t>
-      </w:r>
-    </w:p>
-    <w:p>
-      <w:pPr>
-        <w:pStyle w:val="Heading2"/>
-        <w:spacing w:after="160" w:before="320"/>
-      </w:pPr>
-      <w:r>
-        <w:rPr>
-          <w:b/>
-          <w:bCs/>
-          <w:color w:val="B45309"/>
-        </w:rPr>
-        <w:t xml:space="preserve">Fond de caisse</w:t>
-      </w:r>
-    </w:p>
-    <w:p>
-      <w:pPr>
-        <w:spacing w:after="160"/>
-      </w:pPr>
-      <w:r>
-        <w:t xml:space="preserve">Dans chaque caisse, un fond de caisse de 250.– est à vérifier dès l'ouverture :</w:t>
-      </w:r>
-    </w:p>
-    <w:p>
-      <w:pPr>
-        <w:spacing w:after="160"/>
-      </w:pPr>
-      <w:r>
-        <w:rPr>
-          <w:i/>
-          <w:iCs/>
-          <w:sz w:val="20"/>
-          <w:szCs w:val="20"/>
-        </w:rPr>
-        <w:t xml:space="preserve">1× 50.– , 4× 20.– , 4× 10.– , 6× 5.– , 10× 2.– , 11× 1.– , 20× 50 ct, 30× 20 ct, 30× 10 ct</w:t>
-      </w:r>
-    </w:p>
-    <w:p>
-      <w:pPr>
-        <w:pStyle w:val="Heading2"/>
-        <w:spacing w:after="160" w:before="320"/>
-      </w:pPr>
-      <w:r>
-        <w:rPr>
-          <w:b/>
-          <w:bCs/>
-          <w:color w:val="B45309"/>
-        </w:rPr>
-        <w:t xml:space="preserve">Pour chaque client</w:t>
-      </w:r>
-    </w:p>
-    <w:p>
-      <w:pPr>
-        <w:pStyle w:val="ListParagraph"/>
-        <w:numPr>
-          <w:ilvl w:val="0"/>
-          <w:numId w:val="2"/>
-        </w:numPr>
-        <w:spacing w:after="80"/>
-      </w:pPr>
-      <w:r>
-        <w:t xml:space="preserve">Scanner le QR code sur l'article (ou taper son code manuellement).</w:t>
-      </w:r>
-    </w:p>
-    <w:p>
-      <w:pPr>
-        <w:pStyle w:val="ListParagraph"/>
-        <w:numPr>
-          <w:ilvl w:val="0"/>
-          <w:numId w:val="2"/>
-        </w:numPr>
-        <w:spacing w:after="80"/>
-      </w:pPr>
-      <w:r>
-        <w:t xml:space="preserve">Si l'acheteur est bénévole, cocher la case « Acheteur bénévole » pour ne pas ajouter les 10%.</w:t>
-      </w:r>
-    </w:p>
-    <w:p>
-      <w:pPr>
-        <w:pStyle w:val="ListParagraph"/>
-        <w:numPr>
-          <w:ilvl w:val="0"/>
-          <w:numId w:val="2"/>
-        </w:numPr>
-        <w:spacing w:after="80"/>
-      </w:pPr>
-      <w:r>
-        <w:t xml:space="preserve">Contrôler que le panier contient bien le bon nombre d'articles, et les bons.</w:t>
-      </w:r>
-    </w:p>
-    <w:p>
-      <w:pPr>
-        <w:pStyle w:val="ListParagraph"/>
-        <w:numPr>
-          <w:ilvl w:val="0"/>
-          <w:numId w:val="2"/>
-        </w:numPr>
-        <w:spacing w:after="80"/>
-      </w:pPr>
-      <w:r>
-        <w:t xml:space="preserve">Indiquer le montant payé, rendre le montant indiqué.</w:t>
-      </w:r>
-    </w:p>
-    <w:p>
-      <w:pPr>
-        <w:pStyle w:val="ListParagraph"/>
-        <w:numPr>
-          <w:ilvl w:val="0"/>
-          <w:numId w:val="2"/>
-        </w:numPr>
-        <w:spacing w:after="80"/>
-      </w:pPr>
-      <w:r>
-        <w:t xml:space="preserve">Encaisser.</w:t>
-      </w:r>
-    </w:p>
+        <w:t xml:space="preserve">En attente que le comité approuve la connexion.</w:t>
+      </w:r>
+    </w:p>
+    <w:tbl>
+      <w:tblPr>
+        <w:tblW w:type="pct" w:w="100%"/>
+        <w:tblBorders>
+          <w:top w:val="single" w:color="B91C1C" w:sz="6"/>
+          <w:left w:val="single" w:color="B91C1C" w:sz="6"/>
+          <w:bottom w:val="single" w:color="B91C1C" w:sz="6"/>
+          <w:right w:val="single" w:color="B91C1C" w:sz="6"/>
+          <w:insideH w:val="none" w:color="FFFFFF" w:sz="0"/>
+          <w:insideV w:val="none" w:color="FFFFFF" w:sz="0"/>
+        </w:tblBorders>
+      </w:tblPr>
+      <w:tblGrid>
+        <w:gridCol w:w="100"/>
+      </w:tblGrid>
+      <w:tr>
+        <w:tc>
+          <w:tcPr>
+            <w:shd w:fill="FEF2F2" w:val="clear"/>
+            <w:tcMar>
+              <w:top w:type="dxa" w:w="160"/>
+              <w:left w:type="dxa" w:w="220"/>
+              <w:bottom w:type="dxa" w:w="160"/>
+              <w:right w:type="dxa" w:w="220"/>
+            </w:tcMar>
+          </w:tcPr>
+          <w:p>
+            <w:pPr>
+              <w:spacing w:after="80"/>
+            </w:pPr>
+            <w:r>
+              <w:rPr>
+                <w:b/>
+                <w:bCs/>
+                <w:color w:val="B91C1C"/>
+              </w:rPr>
+              <w:t xml:space="preserve">🔒 Pourquoi une approbation ?</w:t>
+            </w:r>
+          </w:p>
+          <w:p>
+            <w:pPr>
+              <w:spacing w:after="40"/>
+            </w:pPr>
+            <w:r>
+              <w:rPr>
+                <w:sz w:val="20"/>
+                <w:szCs w:val="20"/>
+              </w:rPr>
+              <w:t xml:space="preserve">Contrairement à l'accueil, une caisse ne s'ouvre jamais automatiquement sur un simple code correct : le comité doit valider chaque connexion depuis le dashboard. Cela évite qu'une caisse soit ouverte par erreur, ou par quelqu'un qui aurait deviné/intercepté un code.</w:t>
+            </w:r>
+          </w:p>
+        </w:tc>
+      </w:tr>
+    </w:tbl>
     <w:p>
       <w:pPr>
         <w:pStyle w:val="Heading1"/>
@@ -654,7 +447,7 @@
           <w:bCs/>
           <w:color w:val="1F2937"/>
         </w:rPr>
-        <w:t xml:space="preserve">Ajouter un article au panier</w:t>
+        <w:t xml:space="preserve">Les instructions s'affichent automatiquement</w:t>
       </w:r>
     </w:p>
     <w:p>
@@ -662,7 +455,7 @@
         <w:spacing w:after="160"/>
       </w:pPr>
       <w:r>
-        <w:t xml:space="preserve">Le champ en haut de la page accepte aussi bien un scan (douchette ou appareil photo sur mobile) qu'une saisie manuelle du code affiché sur l'étiquette.</w:t>
+        <w:t xml:space="preserve">À la première connexion de la journée, un rappel des instructions s'affiche : le fond de caisse à vérifier, et la marche à suivre pour chaque client. Le bouton « Revoir les instructions » (en haut de la page) permet de les rouvrir à tout moment.</w:t>
       </w:r>
     </w:p>
     <w:p>
@@ -672,7 +465,7 @@
     </w:p>
     <w:tbl>
       <w:tblPr>
-        <w:tblW w:type="dxa" w:w="9675"/>
+        <w:tblW w:type="dxa" w:w="9676"/>
         <w:jc w:val="center"/>
         <w:tblBorders>
           <w:top w:val="single" w:color="D4D4D8" w:sz="4"/>
@@ -684,12 +477,11 @@
         </w:tblBorders>
       </w:tblPr>
       <w:tblGrid>
-        <w:gridCol w:w="9675"/>
+        <w:gridCol w:w="100"/>
       </w:tblGrid>
       <w:tr>
         <w:tc>
           <w:tcPr>
-            <w:tcW w:type="dxa" w:w="9675"/>
             <w:tcMar>
               <w:top w:type="dxa" w:w="100"/>
               <w:left w:type="dxa" w:w="100"/>
@@ -763,7 +555,7 @@
           <w:sz w:val="18"/>
           <w:szCs w:val="18"/>
         </w:rPr>
-        <w:t xml:space="preserve">Deux articles ajoutés au panier, avec le nom du vendeur et le prix (majoré de 10% pour l'acheteur).</w:t>
+        <w:t xml:space="preserve">Rappel des instructions à la connexion.</w:t>
       </w:r>
     </w:p>
     <w:p>
@@ -777,7 +569,7 @@
           <w:bCs/>
           <w:color w:val="1F2937"/>
         </w:rPr>
-        <w:t xml:space="preserve">Encaisser</w:t>
+        <w:t xml:space="preserve">Fond de caisse</w:t>
       </w:r>
     </w:p>
     <w:p>
@@ -785,7 +577,116 @@
         <w:spacing w:after="160"/>
       </w:pPr>
       <w:r>
-        <w:t xml:space="preserve">Le montant reçu du client, une fois saisi, affiche immédiatement la monnaie à rendre. Le bouton « Encaisser » n'est actif que si le panier n'est pas vide.</w:t>
+        <w:t xml:space="preserve">Dans chaque caisse, un fond de caisse de 250.-- est à vérifier dès l'ouverture :</w:t>
+      </w:r>
+    </w:p>
+    <w:p>
+      <w:pPr>
+        <w:spacing w:after="160"/>
+      </w:pPr>
+      <w:r>
+        <w:t xml:space="preserve">1× 50.-- , 4× 20.-- , 4× 10.-- , 6× 5.-- , 10× 2.-- , 11× 1.-- , 20× 50 ct, 30× 20 ct, 30× 10 ct</w:t>
+      </w:r>
+    </w:p>
+    <w:p>
+      <w:pPr>
+        <w:pStyle w:val="Heading1"/>
+        <w:spacing w:after="200" w:before="400"/>
+      </w:pPr>
+      <w:r>
+        <w:rPr>
+          <w:b/>
+          <w:bCs/>
+          <w:color w:val="1F2937"/>
+        </w:rPr>
+        <w:t xml:space="preserve">Pour chaque client</w:t>
+      </w:r>
+    </w:p>
+    <w:p>
+      <w:pPr>
+        <w:pStyle w:val="ListParagraph"/>
+        <w:numPr>
+          <w:ilvl w:val="0"/>
+          <w:numId w:val="2"/>
+        </w:numPr>
+        <w:spacing w:after="80"/>
+      </w:pPr>
+      <w:r>
+        <w:t xml:space="preserve">Scanner le QR code sur l'article (ou taper son code manuellement).</w:t>
+      </w:r>
+    </w:p>
+    <w:p>
+      <w:pPr>
+        <w:pStyle w:val="ListParagraph"/>
+        <w:numPr>
+          <w:ilvl w:val="0"/>
+          <w:numId w:val="2"/>
+        </w:numPr>
+        <w:spacing w:after="80"/>
+      </w:pPr>
+      <w:r>
+        <w:t xml:space="preserve">Si l'acheteur est bénévole, cocher la case « Acheteur bénévole » pour ne pas ajouter les 10%.</w:t>
+      </w:r>
+    </w:p>
+    <w:p>
+      <w:pPr>
+        <w:pStyle w:val="ListParagraph"/>
+        <w:numPr>
+          <w:ilvl w:val="0"/>
+          <w:numId w:val="2"/>
+        </w:numPr>
+        <w:spacing w:after="80"/>
+      </w:pPr>
+      <w:r>
+        <w:t xml:space="preserve">Contrôler que le panier contient bien le bon nombre d'articles, et les bons.</w:t>
+      </w:r>
+    </w:p>
+    <w:p>
+      <w:pPr>
+        <w:pStyle w:val="ListParagraph"/>
+        <w:numPr>
+          <w:ilvl w:val="0"/>
+          <w:numId w:val="2"/>
+        </w:numPr>
+        <w:spacing w:after="80"/>
+      </w:pPr>
+      <w:r>
+        <w:t xml:space="preserve">Indiquer le montant payé, rendre le montant indiqué.</w:t>
+      </w:r>
+    </w:p>
+    <w:p>
+      <w:pPr>
+        <w:pStyle w:val="ListParagraph"/>
+        <w:numPr>
+          <w:ilvl w:val="0"/>
+          <w:numId w:val="2"/>
+        </w:numPr>
+        <w:spacing w:after="80"/>
+      </w:pPr>
+      <w:r>
+        <w:t xml:space="preserve">Encaisser.</w:t>
+      </w:r>
+    </w:p>
+    <w:p>
+      <w:pPr>
+        <w:pStyle w:val="Heading1"/>
+        <w:spacing w:after="200" w:before="400"/>
+      </w:pPr>
+      <w:r>
+        <w:rPr>
+          <w:b/>
+          <w:bCs/>
+          <w:color w:val="1F2937"/>
+        </w:rPr>
+        <w:t xml:space="preserve">Ajouter un article au panier</w:t>
+      </w:r>
+    </w:p>
+    <w:p>
+      <w:pPr>
+        <w:spacing w:after="160"/>
+      </w:pPr>
+      <w:r>
+        <w:t xml:space="preserve">Le champ en haut de la page accepte aussi bien un scan (douchette ou appareil photo sur mobile) qu'une saisie manuelle du code affiché sur l'étiquette.</w:t>
       </w:r>
     </w:p>
     <w:p>
@@ -795,7 +696,7 @@
     </w:p>
     <w:tbl>
       <w:tblPr>
-        <w:tblW w:type="dxa" w:w="9675"/>
+        <w:tblW w:type="dxa" w:w="9676"/>
         <w:jc w:val="center"/>
         <w:tblBorders>
           <w:top w:val="single" w:color="D4D4D8" w:sz="4"/>
@@ -807,12 +708,11 @@
         </w:tblBorders>
       </w:tblPr>
       <w:tblGrid>
-        <w:gridCol w:w="9675"/>
+        <w:gridCol w:w="100"/>
       </w:tblGrid>
       <w:tr>
         <w:tc>
           <w:tcPr>
-            <w:tcW w:type="dxa" w:w="9675"/>
             <w:tcMar>
               <w:top w:type="dxa" w:w="100"/>
               <w:left w:type="dxa" w:w="100"/>
@@ -886,7 +786,29 @@
           <w:sz w:val="18"/>
           <w:szCs w:val="18"/>
         </w:rPr>
-        <w:t xml:space="preserve">Montant reçu saisi : la monnaie à rendre s'affiche automatiquement.</w:t>
+        <w:t xml:space="preserve">Deux articles ajoutés au panier, avec le nom du vendeur et le prix (majoré de 10% pour l'acheteur).</w:t>
+      </w:r>
+    </w:p>
+    <w:p>
+      <w:pPr>
+        <w:pStyle w:val="Heading1"/>
+        <w:spacing w:after="200" w:before="400"/>
+      </w:pPr>
+      <w:r>
+        <w:rPr>
+          <w:b/>
+          <w:bCs/>
+          <w:color w:val="1F2937"/>
+        </w:rPr>
+        <w:t xml:space="preserve">Envoyer une quittance par email</w:t>
+      </w:r>
+    </w:p>
+    <w:p>
+      <w:pPr>
+        <w:spacing w:after="160"/>
+      </w:pPr>
+      <w:r>
+        <w:t xml:space="preserve">Si l'acheteur le souhaite, la case « Envoyer une quittance par email » fait apparaître un champ pour son adresse. La quittance (liste des articles achetés et montant total) part automatiquement dès que la vente est encaissée.</w:t>
       </w:r>
     </w:p>
     <w:p>
@@ -896,7 +818,7 @@
     </w:p>
     <w:tbl>
       <w:tblPr>
-        <w:tblW w:type="dxa" w:w="9675"/>
+        <w:tblW w:type="dxa" w:w="9676"/>
         <w:jc w:val="center"/>
         <w:tblBorders>
           <w:top w:val="single" w:color="D4D4D8" w:sz="4"/>
@@ -908,12 +830,11 @@
         </w:tblBorders>
       </w:tblPr>
       <w:tblGrid>
-        <w:gridCol w:w="9675"/>
+        <w:gridCol w:w="100"/>
       </w:tblGrid>
       <w:tr>
         <w:tc>
           <w:tcPr>
-            <w:tcW w:type="dxa" w:w="9675"/>
             <w:tcMar>
               <w:top w:type="dxa" w:w="100"/>
               <w:left w:type="dxa" w:w="100"/>
@@ -987,29 +908,7 @@
           <w:sz w:val="18"/>
           <w:szCs w:val="18"/>
         </w:rPr>
-        <w:t xml:space="preserve">Vente encaissée, panier vidé, prêt pour le client suivant.</w:t>
-      </w:r>
-    </w:p>
-    <w:p>
-      <w:pPr>
-        <w:pStyle w:val="Heading1"/>
-        <w:spacing w:after="200" w:before="400"/>
-      </w:pPr>
-      <w:r>
-        <w:rPr>
-          <w:b/>
-          <w:bCs/>
-          <w:color w:val="1F2937"/>
-        </w:rPr>
-        <w:t xml:space="preserve">Sécurité intégrée : impossible de vendre un article deux fois</w:t>
-      </w:r>
-    </w:p>
-    <w:p>
-      <w:pPr>
-        <w:spacing w:after="160"/>
-      </w:pPr>
-      <w:r>
-        <w:t xml:space="preserve">Si un article a déjà été vendu (par exemple à une autre caisse), toute tentative de le rajouter au panier est bloquée avec un message explicite — aucun risque de double-vente, même avec plusieurs caisses ouvertes en même temps.</w:t>
+        <w:t xml:space="preserve">Case à cocher pour envoyer une quittance par email, avec le champ adresse.</w:t>
       </w:r>
     </w:p>
     <w:p>
@@ -1019,7 +918,7 @@
     </w:p>
     <w:tbl>
       <w:tblPr>
-        <w:tblW w:type="dxa" w:w="9675"/>
+        <w:tblW w:type="dxa" w:w="9676"/>
         <w:jc w:val="center"/>
         <w:tblBorders>
           <w:top w:val="single" w:color="D4D4D8" w:sz="4"/>
@@ -1031,12 +930,11 @@
         </w:tblBorders>
       </w:tblPr>
       <w:tblGrid>
-        <w:gridCol w:w="9675"/>
+        <w:gridCol w:w="100"/>
       </w:tblGrid>
       <w:tr>
         <w:tc>
           <w:tcPr>
-            <w:tcW w:type="dxa" w:w="9675"/>
             <w:tcMar>
               <w:top w:type="dxa" w:w="100"/>
               <w:left w:type="dxa" w:w="100"/>
@@ -1051,7 +949,7 @@
             <w:r>
               <w:drawing>
                 <wp:inline distT="0" distB="0" distL="0" distR="0">
-                  <wp:extent cx="5762625" cy="4324350"/>
+                  <wp:extent cx="4752975" cy="5200650"/>
                   <wp:effectExtent t="0" r="0" b="0" l="0"/>
                   <wp:docPr id="1" name="" descr="" title=""/>
                   <wp:cNvGraphicFramePr>
@@ -1076,7 +974,7 @@
                         <pic:spPr bwMode="auto">
                           <a:xfrm>
                             <a:off x="0" y="0"/>
-                            <a:ext cx="5762625" cy="4324350"/>
+                            <a:ext cx="4752975" cy="5200650"/>
                           </a:xfrm>
                           <a:prstGeom prst="rect">
                             <a:avLst/>
@@ -1110,7 +1008,7 @@
           <w:sz w:val="18"/>
           <w:szCs w:val="18"/>
         </w:rPr>
-        <w:t xml:space="preserve">Tentative de revendre un article déjà vendu : bloqué automatiquement.</w:t>
+        <w:t xml:space="preserve">Aperçu de la quittance reçue par email.</w:t>
       </w:r>
     </w:p>
     <w:p>
@@ -1124,7 +1022,7 @@
           <w:bCs/>
           <w:color w:val="1F2937"/>
         </w:rPr>
-        <w:t xml:space="preserve">Historique de la caisse</w:t>
+        <w:t xml:space="preserve">Encaisser</w:t>
       </w:r>
     </w:p>
     <w:p>
@@ -1132,7 +1030,7 @@
         <w:spacing w:after="160"/>
       </w:pPr>
       <w:r>
-        <w:t xml:space="preserve">Le lien « Historique » (en haut de la page) liste toutes les ventes encaissées à cette caisse, avec l'heure et le montant.</w:t>
+        <w:t xml:space="preserve">Le montant reçu du client, une fois saisi, affiche immédiatement la monnaie à rendre. Le bouton « Encaisser » n'est actif que si le panier n'est pas vide.</w:t>
       </w:r>
     </w:p>
     <w:p>
@@ -1142,7 +1040,7 @@
     </w:p>
     <w:tbl>
       <w:tblPr>
-        <w:tblW w:type="dxa" w:w="9675"/>
+        <w:tblW w:type="dxa" w:w="9676"/>
         <w:jc w:val="center"/>
         <w:tblBorders>
           <w:top w:val="single" w:color="D4D4D8" w:sz="4"/>
@@ -1154,12 +1052,11 @@
         </w:tblBorders>
       </w:tblPr>
       <w:tblGrid>
-        <w:gridCol w:w="9675"/>
+        <w:gridCol w:w="100"/>
       </w:tblGrid>
       <w:tr>
         <w:tc>
           <w:tcPr>
-            <w:tcW w:type="dxa" w:w="9675"/>
             <w:tcMar>
               <w:top w:type="dxa" w:w="100"/>
               <w:left w:type="dxa" w:w="100"/>
@@ -1233,7 +1130,15 @@
           <w:sz w:val="18"/>
           <w:szCs w:val="18"/>
         </w:rPr>
-        <w:t xml:space="preserve">Historique des ventes de la caisse.</w:t>
+        <w:t xml:space="preserve">Vente encaissée, panier vidé, prêt pour le client suivant.</w:t>
+      </w:r>
+    </w:p>
+    <w:p>
+      <w:pPr>
+        <w:spacing w:after="160"/>
+      </w:pPr>
+      <w:r>
+        <w:t xml:space="preserve">Si une erreur est constatée juste après (mauvais article, double-scan…), le bouton « Annuler cette vente », affiché juste après l'encaissement, permet de l'annuler immédiatement — les articles redeviennent disponibles à la vente.</w:t>
       </w:r>
     </w:p>
     <w:p>
@@ -1247,12 +1152,256 @@
           <w:bCs/>
           <w:color w:val="1F2937"/>
         </w:rPr>
+        <w:t xml:space="preserve">Sécurité intégrée : impossible de vendre un article deux fois</w:t>
+      </w:r>
+    </w:p>
+    <w:p>
+      <w:pPr>
+        <w:spacing w:after="160"/>
+      </w:pPr>
+      <w:r>
+        <w:t xml:space="preserve">Si un article a déjà été vendu (par exemple à une autre caisse), toute tentative de le rajouter au panier est bloquée avec un message explicite — aucun risque de double-vente, même avec plusieurs caisses ouvertes en même temps.</w:t>
+      </w:r>
+    </w:p>
+    <w:p>
+      <w:pPr>
+        <w:spacing w:after="0" w:before="160"/>
+      </w:pPr>
+    </w:p>
+    <w:tbl>
+      <w:tblPr>
+        <w:tblW w:type="dxa" w:w="9676"/>
+        <w:jc w:val="center"/>
+        <w:tblBorders>
+          <w:top w:val="single" w:color="D4D4D8" w:sz="4"/>
+          <w:left w:val="single" w:color="D4D4D8" w:sz="4"/>
+          <w:bottom w:val="single" w:color="D4D4D8" w:sz="4"/>
+          <w:right w:val="single" w:color="D4D4D8" w:sz="4"/>
+          <w:insideH w:val="none" w:color="FFFFFF" w:sz="0"/>
+          <w:insideV w:val="none" w:color="FFFFFF" w:sz="0"/>
+        </w:tblBorders>
+      </w:tblPr>
+      <w:tblGrid>
+        <w:gridCol w:w="100"/>
+      </w:tblGrid>
+      <w:tr>
+        <w:tc>
+          <w:tcPr>
+            <w:tcMar>
+              <w:top w:type="dxa" w:w="100"/>
+              <w:left w:type="dxa" w:w="100"/>
+              <w:bottom w:type="dxa" w:w="100"/>
+              <w:right w:type="dxa" w:w="100"/>
+            </w:tcMar>
+          </w:tcPr>
+          <w:p>
+            <w:pPr>
+              <w:jc w:val="center"/>
+            </w:pPr>
+            <w:r>
+              <w:drawing>
+                <wp:inline distT="0" distB="0" distL="0" distR="0">
+                  <wp:extent cx="5762625" cy="4324350"/>
+                  <wp:effectExtent t="0" r="0" b="0" l="0"/>
+                  <wp:docPr id="1" name="" descr="" title=""/>
+                  <wp:cNvGraphicFramePr>
+                    <a:graphicFrameLocks xmlns:a="http://schemas.openxmlformats.org/drawingml/2006/main" noChangeAspect="1"/>
+                  </wp:cNvGraphicFramePr>
+                  <a:graphic xmlns:a="http://schemas.openxmlformats.org/drawingml/2006/main">
+                    <a:graphicData uri="http://schemas.openxmlformats.org/drawingml/2006/picture">
+                      <pic:pic xmlns:pic="http://schemas.openxmlformats.org/drawingml/2006/picture">
+                        <pic:nvPicPr>
+                          <pic:cNvPr id="0" name="" descr=""/>
+                          <pic:cNvPicPr>
+                            <a:picLocks noChangeAspect="1" noChangeArrowheads="1"/>
+                          </pic:cNvPicPr>
+                        </pic:nvPicPr>
+                        <pic:blipFill>
+                          <a:blip r:embed="rId17" cstate="none"/>
+                          <a:srcRect/>
+                          <a:stretch>
+                            <a:fillRect/>
+                          </a:stretch>
+                        </pic:blipFill>
+                        <pic:spPr bwMode="auto">
+                          <a:xfrm>
+                            <a:off x="0" y="0"/>
+                            <a:ext cx="5762625" cy="4324350"/>
+                          </a:xfrm>
+                          <a:prstGeom prst="rect">
+                            <a:avLst/>
+                          </a:prstGeom>
+                        </pic:spPr>
+                      </pic:pic>
+                    </a:graphicData>
+                  </a:graphic>
+                </wp:inline>
+              </w:drawing>
+            </w:r>
+          </w:p>
+        </w:tc>
+      </w:tr>
+    </w:tbl>
+    <w:p>
+      <w:pPr>
+        <w:spacing w:after="60" w:before="0"/>
+      </w:pPr>
+    </w:p>
+    <w:p>
+      <w:pPr>
+        <w:spacing w:after="200"/>
+        <w:jc w:val="center"/>
+      </w:pPr>
+      <w:r>
+        <w:rPr>
+          <w:i/>
+          <w:iCs/>
+          <w:color w:val="6B7280"/>
+          <w:sz w:val="18"/>
+          <w:szCs w:val="18"/>
+        </w:rPr>
+        <w:t xml:space="preserve">Tentative de revendre un article déjà vendu : bloqué automatiquement.</w:t>
+      </w:r>
+    </w:p>
+    <w:p>
+      <w:pPr>
+        <w:pStyle w:val="Heading1"/>
+        <w:spacing w:after="200" w:before="400"/>
+      </w:pPr>
+      <w:r>
+        <w:rPr>
+          <w:b/>
+          <w:bCs/>
+          <w:color w:val="1F2937"/>
+        </w:rPr>
+        <w:t xml:space="preserve">Historique de la caisse</w:t>
+      </w:r>
+    </w:p>
+    <w:p>
+      <w:pPr>
+        <w:spacing w:after="160"/>
+      </w:pPr>
+      <w:r>
+        <w:t xml:space="preserve">Le lien « Historique » (en haut de la page) liste toutes les ventes encaissées à cette caisse, avec l'heure et le montant.</w:t>
+      </w:r>
+    </w:p>
+    <w:p>
+      <w:pPr>
+        <w:spacing w:after="0" w:before="160"/>
+      </w:pPr>
+    </w:p>
+    <w:tbl>
+      <w:tblPr>
+        <w:tblW w:type="dxa" w:w="9676"/>
+        <w:jc w:val="center"/>
+        <w:tblBorders>
+          <w:top w:val="single" w:color="D4D4D8" w:sz="4"/>
+          <w:left w:val="single" w:color="D4D4D8" w:sz="4"/>
+          <w:bottom w:val="single" w:color="D4D4D8" w:sz="4"/>
+          <w:right w:val="single" w:color="D4D4D8" w:sz="4"/>
+          <w:insideH w:val="none" w:color="FFFFFF" w:sz="0"/>
+          <w:insideV w:val="none" w:color="FFFFFF" w:sz="0"/>
+        </w:tblBorders>
+      </w:tblPr>
+      <w:tblGrid>
+        <w:gridCol w:w="100"/>
+      </w:tblGrid>
+      <w:tr>
+        <w:tc>
+          <w:tcPr>
+            <w:tcMar>
+              <w:top w:type="dxa" w:w="100"/>
+              <w:left w:type="dxa" w:w="100"/>
+              <w:bottom w:type="dxa" w:w="100"/>
+              <w:right w:type="dxa" w:w="100"/>
+            </w:tcMar>
+          </w:tcPr>
+          <w:p>
+            <w:pPr>
+              <w:jc w:val="center"/>
+            </w:pPr>
+            <w:r>
+              <w:drawing>
+                <wp:inline distT="0" distB="0" distL="0" distR="0">
+                  <wp:extent cx="5762625" cy="4324350"/>
+                  <wp:effectExtent t="0" r="0" b="0" l="0"/>
+                  <wp:docPr id="1" name="" descr="" title=""/>
+                  <wp:cNvGraphicFramePr>
+                    <a:graphicFrameLocks xmlns:a="http://schemas.openxmlformats.org/drawingml/2006/main" noChangeAspect="1"/>
+                  </wp:cNvGraphicFramePr>
+                  <a:graphic xmlns:a="http://schemas.openxmlformats.org/drawingml/2006/main">
+                    <a:graphicData uri="http://schemas.openxmlformats.org/drawingml/2006/picture">
+                      <pic:pic xmlns:pic="http://schemas.openxmlformats.org/drawingml/2006/picture">
+                        <pic:nvPicPr>
+                          <pic:cNvPr id="0" name="" descr=""/>
+                          <pic:cNvPicPr>
+                            <a:picLocks noChangeAspect="1" noChangeArrowheads="1"/>
+                          </pic:cNvPicPr>
+                        </pic:nvPicPr>
+                        <pic:blipFill>
+                          <a:blip r:embed="rId18" cstate="none"/>
+                          <a:srcRect/>
+                          <a:stretch>
+                            <a:fillRect/>
+                          </a:stretch>
+                        </pic:blipFill>
+                        <pic:spPr bwMode="auto">
+                          <a:xfrm>
+                            <a:off x="0" y="0"/>
+                            <a:ext cx="5762625" cy="4324350"/>
+                          </a:xfrm>
+                          <a:prstGeom prst="rect">
+                            <a:avLst/>
+                          </a:prstGeom>
+                        </pic:spPr>
+                      </pic:pic>
+                    </a:graphicData>
+                  </a:graphic>
+                </wp:inline>
+              </w:drawing>
+            </w:r>
+          </w:p>
+        </w:tc>
+      </w:tr>
+    </w:tbl>
+    <w:p>
+      <w:pPr>
+        <w:spacing w:after="60" w:before="0"/>
+      </w:pPr>
+    </w:p>
+    <w:p>
+      <w:pPr>
+        <w:spacing w:after="200"/>
+        <w:jc w:val="center"/>
+      </w:pPr>
+      <w:r>
+        <w:rPr>
+          <w:i/>
+          <w:iCs/>
+          <w:color w:val="6B7280"/>
+          <w:sz w:val="18"/>
+          <w:szCs w:val="18"/>
+        </w:rPr>
+        <w:t xml:space="preserve">Historique des ventes de la caisse.</w:t>
+      </w:r>
+    </w:p>
+    <w:p>
+      <w:pPr>
+        <w:pStyle w:val="Heading1"/>
+        <w:spacing w:after="200" w:before="400"/>
+      </w:pPr>
+      <w:r>
+        <w:rPr>
+          <w:b/>
+          <w:bCs/>
+          <w:color w:val="1F2937"/>
+        </w:rPr>
         <w:t xml:space="preserve">Clôturer sa caisse en fin de journée</w:t>
       </w:r>
     </w:p>
     <w:p>
       <w:pPr>
-        <w:spacing w:after="160"/>
+        <w:spacing w:after="80"/>
       </w:pPr>
       <w:r>
         <w:t xml:space="preserve">Depuis la page de la caisse, le bouton « Clôturer ma caisse » lance la clôture :</w:t>
@@ -1268,7 +1417,7 @@
         <w:spacing w:after="80"/>
       </w:pPr>
       <w:r>
-        <w:t xml:space="preserve">Enlever les 250.– de fond de caisse.</w:t>
+        <w:t xml:space="preserve">Enlever les 250.-- de fond de caisse.</w:t>
       </w:r>
     </w:p>
     <w:p>
@@ -1294,7 +1443,7 @@
         <w:spacing w:after="80"/>
       </w:pPr>
       <w:r>
-        <w:t xml:space="preserve">Indiquer le montant réel compté (sans les 250.–) dans le formulaire de clôture.</w:t>
+        <w:t xml:space="preserve">Indiquer le montant réel compté (sans les 250.--) dans le formulaire de clôture.</w:t>
       </w:r>
     </w:p>
     <w:tbl>
@@ -1315,7 +1464,7 @@
       <w:tr>
         <w:tc>
           <w:tcPr>
-            <w:shd w:fill="F0FDF4" w:color="auto" w:val="clear"/>
+            <w:shd w:fill="F0FDF4" w:val="clear"/>
             <w:tcMar>
               <w:top w:type="dxa" w:w="160"/>
               <w:left w:type="dxa" w:w="220"/>
@@ -1351,6 +1500,236 @@
         </w:tc>
       </w:tr>
     </w:tbl>
+    <w:p>
+      <w:pPr>
+        <w:pStyle w:val="Heading1"/>
+        <w:spacing w:after="200" w:before="400"/>
+      </w:pPr>
+      <w:r>
+        <w:rPr>
+          <w:b/>
+          <w:bCs/>
+          <w:color w:val="1F2937"/>
+        </w:rPr>
+        <w:t xml:space="preserve">La caisse de remboursement</w:t>
+      </w:r>
+    </w:p>
+    <w:p>
+      <w:pPr>
+        <w:spacing w:after="160"/>
+      </w:pPr>
+      <w:r>
+        <w:t xml:space="preserve">Un poste dédié permet de gérer les retours : un acheteur ramène un article, on recherche sa vente et on la rembourse. L'article redevient disponible à la vente, et la vente est retirée des bilans — sans jamais toucher aux comptes de la caisse qui l'a encaissée à l'origine. La connexion suit le même principe que pour une caisse de vente (code propre, approbation par le comité).</w:t>
+      </w:r>
+    </w:p>
+    <w:p>
+      <w:pPr>
+        <w:spacing w:after="80"/>
+      </w:pPr>
+      <w:r>
+        <w:t xml:space="preserve">La recherche d'une vente se fait par numéro de vendeur, numéro d'article, nom de l'article, ou une combinaison des trois — avec, sur mobile, un bouton pour scanner directement le QR code de l'étiquette (ou le code affiché au format vendeur-article-prix).</w:t>
+      </w:r>
+    </w:p>
+    <w:p>
+      <w:pPr>
+        <w:spacing w:after="0" w:before="160"/>
+      </w:pPr>
+    </w:p>
+    <w:tbl>
+      <w:tblPr>
+        <w:tblW w:type="dxa" w:w="9676"/>
+        <w:jc w:val="center"/>
+        <w:tblBorders>
+          <w:top w:val="single" w:color="D4D4D8" w:sz="4"/>
+          <w:left w:val="single" w:color="D4D4D8" w:sz="4"/>
+          <w:bottom w:val="single" w:color="D4D4D8" w:sz="4"/>
+          <w:right w:val="single" w:color="D4D4D8" w:sz="4"/>
+          <w:insideH w:val="none" w:color="FFFFFF" w:sz="0"/>
+          <w:insideV w:val="none" w:color="FFFFFF" w:sz="0"/>
+        </w:tblBorders>
+      </w:tblPr>
+      <w:tblGrid>
+        <w:gridCol w:w="100"/>
+      </w:tblGrid>
+      <w:tr>
+        <w:tc>
+          <w:tcPr>
+            <w:tcMar>
+              <w:top w:type="dxa" w:w="100"/>
+              <w:left w:type="dxa" w:w="100"/>
+              <w:bottom w:type="dxa" w:w="100"/>
+              <w:right w:type="dxa" w:w="100"/>
+            </w:tcMar>
+          </w:tcPr>
+          <w:p>
+            <w:pPr>
+              <w:jc w:val="center"/>
+            </w:pPr>
+            <w:r>
+              <w:drawing>
+                <wp:inline distT="0" distB="0" distL="0" distR="0">
+                  <wp:extent cx="5762625" cy="4324350"/>
+                  <wp:effectExtent t="0" r="0" b="0" l="0"/>
+                  <wp:docPr id="1" name="" descr="" title=""/>
+                  <wp:cNvGraphicFramePr>
+                    <a:graphicFrameLocks xmlns:a="http://schemas.openxmlformats.org/drawingml/2006/main" noChangeAspect="1"/>
+                  </wp:cNvGraphicFramePr>
+                  <a:graphic xmlns:a="http://schemas.openxmlformats.org/drawingml/2006/main">
+                    <a:graphicData uri="http://schemas.openxmlformats.org/drawingml/2006/picture">
+                      <pic:pic xmlns:pic="http://schemas.openxmlformats.org/drawingml/2006/picture">
+                        <pic:nvPicPr>
+                          <pic:cNvPr id="0" name="" descr=""/>
+                          <pic:cNvPicPr>
+                            <a:picLocks noChangeAspect="1" noChangeArrowheads="1"/>
+                          </pic:cNvPicPr>
+                        </pic:nvPicPr>
+                        <pic:blipFill>
+                          <a:blip r:embed="rId19" cstate="none"/>
+                          <a:srcRect/>
+                          <a:stretch>
+                            <a:fillRect/>
+                          </a:stretch>
+                        </pic:blipFill>
+                        <pic:spPr bwMode="auto">
+                          <a:xfrm>
+                            <a:off x="0" y="0"/>
+                            <a:ext cx="5762625" cy="4324350"/>
+                          </a:xfrm>
+                          <a:prstGeom prst="rect">
+                            <a:avLst/>
+                          </a:prstGeom>
+                        </pic:spPr>
+                      </pic:pic>
+                    </a:graphicData>
+                  </a:graphic>
+                </wp:inline>
+              </w:drawing>
+            </w:r>
+          </w:p>
+        </w:tc>
+      </w:tr>
+    </w:tbl>
+    <w:p>
+      <w:pPr>
+        <w:spacing w:after="60" w:before="0"/>
+      </w:pPr>
+    </w:p>
+    <w:p>
+      <w:pPr>
+        <w:spacing w:after="200"/>
+        <w:jc w:val="center"/>
+      </w:pPr>
+      <w:r>
+        <w:rPr>
+          <w:i/>
+          <w:iCs/>
+          <w:color w:val="6B7280"/>
+          <w:sz w:val="18"/>
+          <w:szCs w:val="18"/>
+        </w:rPr>
+        <w:t xml:space="preserve">Recherche d'une vente à rembourser.</w:t>
+      </w:r>
+    </w:p>
+    <w:p>
+      <w:pPr>
+        <w:spacing w:after="0" w:before="160"/>
+      </w:pPr>
+    </w:p>
+    <w:tbl>
+      <w:tblPr>
+        <w:tblW w:type="dxa" w:w="9676"/>
+        <w:jc w:val="center"/>
+        <w:tblBorders>
+          <w:top w:val="single" w:color="D4D4D8" w:sz="4"/>
+          <w:left w:val="single" w:color="D4D4D8" w:sz="4"/>
+          <w:bottom w:val="single" w:color="D4D4D8" w:sz="4"/>
+          <w:right w:val="single" w:color="D4D4D8" w:sz="4"/>
+          <w:insideH w:val="none" w:color="FFFFFF" w:sz="0"/>
+          <w:insideV w:val="none" w:color="FFFFFF" w:sz="0"/>
+        </w:tblBorders>
+      </w:tblPr>
+      <w:tblGrid>
+        <w:gridCol w:w="100"/>
+      </w:tblGrid>
+      <w:tr>
+        <w:tc>
+          <w:tcPr>
+            <w:tcMar>
+              <w:top w:type="dxa" w:w="100"/>
+              <w:left w:type="dxa" w:w="100"/>
+              <w:bottom w:type="dxa" w:w="100"/>
+              <w:right w:type="dxa" w:w="100"/>
+            </w:tcMar>
+          </w:tcPr>
+          <w:p>
+            <w:pPr>
+              <w:jc w:val="center"/>
+            </w:pPr>
+            <w:r>
+              <w:drawing>
+                <wp:inline distT="0" distB="0" distL="0" distR="0">
+                  <wp:extent cx="5762625" cy="4324350"/>
+                  <wp:effectExtent t="0" r="0" b="0" l="0"/>
+                  <wp:docPr id="1" name="" descr="" title=""/>
+                  <wp:cNvGraphicFramePr>
+                    <a:graphicFrameLocks xmlns:a="http://schemas.openxmlformats.org/drawingml/2006/main" noChangeAspect="1"/>
+                  </wp:cNvGraphicFramePr>
+                  <a:graphic xmlns:a="http://schemas.openxmlformats.org/drawingml/2006/main">
+                    <a:graphicData uri="http://schemas.openxmlformats.org/drawingml/2006/picture">
+                      <pic:pic xmlns:pic="http://schemas.openxmlformats.org/drawingml/2006/picture">
+                        <pic:nvPicPr>
+                          <pic:cNvPr id="0" name="" descr=""/>
+                          <pic:cNvPicPr>
+                            <a:picLocks noChangeAspect="1" noChangeArrowheads="1"/>
+                          </pic:cNvPicPr>
+                        </pic:nvPicPr>
+                        <pic:blipFill>
+                          <a:blip r:embed="rId20" cstate="none"/>
+                          <a:srcRect/>
+                          <a:stretch>
+                            <a:fillRect/>
+                          </a:stretch>
+                        </pic:blipFill>
+                        <pic:spPr bwMode="auto">
+                          <a:xfrm>
+                            <a:off x="0" y="0"/>
+                            <a:ext cx="5762625" cy="4324350"/>
+                          </a:xfrm>
+                          <a:prstGeom prst="rect">
+                            <a:avLst/>
+                          </a:prstGeom>
+                        </pic:spPr>
+                      </pic:pic>
+                    </a:graphicData>
+                  </a:graphic>
+                </wp:inline>
+              </w:drawing>
+            </w:r>
+          </w:p>
+        </w:tc>
+      </w:tr>
+    </w:tbl>
+    <w:p>
+      <w:pPr>
+        <w:spacing w:after="60" w:before="0"/>
+      </w:pPr>
+    </w:p>
+    <w:p>
+      <w:pPr>
+        <w:spacing w:after="200"/>
+        <w:jc w:val="center"/>
+      </w:pPr>
+      <w:r>
+        <w:rPr>
+          <w:i/>
+          <w:iCs/>
+          <w:color w:val="6B7280"/>
+          <w:sz w:val="18"/>
+          <w:szCs w:val="18"/>
+        </w:rPr>
+        <w:t xml:space="preserve">Article remboursé : retiré des bilans, article de nouveau disponible à la vente.</w:t>
+      </w:r>
+    </w:p>
     <w:sectPr>
       <w:headerReference w:type="default" r:id="rId7"/>
       <w:footerReference w:type="default" r:id="rId8"/>
@@ -1494,10 +1873,10 @@
   <w:p>
     <w:pPr>
       <w:pBdr>
-        <w:bottom w:val="single" w:color="D4D4D8" w:sz="4"/>
+        <w:bottom w:val="single" w:color="D4D4D8" w:sz="4" w:space="4"/>
       </w:pBdr>
       <w:tabs>
-        <w:tab w:val="right" w:pos="9060"/>
+        <w:tab w:val="right" w:pos="9026"/>
       </w:tabs>
       <w:spacing w:after="0"/>
     </w:pPr>
@@ -1611,11 +1990,11 @@
     <w:multiLevelType w:val="hybridMultilevel"/>
     <w:lvl w:ilvl="0" w15:tentative="1">
       <w:start w:val="1"/>
-      <w:numFmt w:val="bullet"/>
-      <w:lvlText w:val="•"/>
+      <w:numFmt w:val="decimal"/>
+      <w:lvlText w:val="%1."/>
       <w:lvlJc w:val="left"/>
       <w:pPr>
-        <w:ind w:left="420" w:hanging="260"/>
+        <w:ind w:left="417" w:hanging="259"/>
       </w:pPr>
     </w:lvl>
   </w:abstractNum>
@@ -1623,11 +2002,11 @@
     <w:multiLevelType w:val="hybridMultilevel"/>
     <w:lvl w:ilvl="0" w15:tentative="1">
       <w:start w:val="1"/>
-      <w:numFmt w:val="decimal"/>
-      <w:lvlText w:val="%1."/>
+      <w:numFmt w:val="bullet"/>
+      <w:lvlText w:val="•"/>
       <w:lvlJc w:val="left"/>
       <w:pPr>
-        <w:ind w:left="420" w:hanging="260"/>
+        <w:ind w:left="417" w:hanging="259"/>
       </w:pPr>
     </w:lvl>
   </w:abstractNum>
@@ -1638,7 +2017,7 @@
     </w:lvlOverride>
   </w:num>
   <w:num w:numId="2">
-    <w:abstractNumId w:val="3"/>
+    <w:abstractNumId w:val="2"/>
     <w:lvlOverride w:ilvl="0">
       <w:startOverride w:val="1"/>
     </w:lvlOverride>
